--- a/CardioSense_Pipeline_Walkthrough_and_Viva_QA.docx
+++ b/CardioSense_Pipeline_Walkthrough_and_Viva_QA.docx
@@ -2003,7 +2003,7 @@
                 <w:color w:val="1A365D"/>
                 <w:sz w:val="21"/>
               </w:rPr>
-              <w:t>What design system was implemented for the Streamlit user interface?</w:t>
+              <w:t>What design system and architecture was implemented for the Next.js web application?</w:t>
             </w:r>
           </w:p>
           <w:p>
@@ -2025,17 +2025,17 @@
                 <w:color w:val="2D3748"/>
                 <w:sz w:val="19"/>
               </w:rPr>
-              <w:t>The Streamlit app (app/streamlit_app.py) was built with a curated soft pastel palette focused on clinical clarity and visual serenity:</w:t>
+              <w:t>The Next.js full-stack web application (frontend/) was built using React 19 and Turbopack, styled with a curated soft pastel aesthetic:</w:t>
               <w:br/>
-              <w:t>• Primary Background: Soft ivory/off-white (#FAF8F5)</w:t>
+              <w:t>• Canvas Background: Soft ivory/off-white (#FAF8F4)</w:t>
               <w:br/>
               <w:t>• Surface Cards: Sage (#E8ECE9) and mint (#D8E2DC)</w:t>
               <w:br/>
-              <w:t>• Secondary Accents: Soft lavender (#E8E5EE) and peach (#FDE2D2)</w:t>
+              <w:t>• Accent Tints: Soft lavender (#E8E5EE) and peach (#FDE2D2)</w:t>
               <w:br/>
-              <w:t>• Typography &amp; Badges: Deep forest green (#2D5A27)</w:t>
+              <w:t>• Typography &amp; Actions: Deep forest green (#355B4B)</w:t>
               <w:br/>
-              <w:t>The app features an interactive cohort switcher, dynamic input sliders, live inference calculation, real benchmark metrics tables, and non-diagnostic disclaimers.</w:t>
+              <w:t>The interface includes an interactive dual-cohort switcher (India Primary vs. UCI Benchmark), live patient risk simulation communicating asynchronously with FastAPI, benchmark comparison tables, and an interactive SHAP figure lightbox.</w:t>
             </w:r>
           </w:p>
           <w:p>
@@ -2058,7 +2058,7 @@
                 <w:color w:val="2D3748"/>
                 <w:sz w:val="18"/>
               </w:rPr>
-              <w:t>Soft pastel palette: ivory, sage, mint, lavender, peach, and forest-green accents.</w:t>
+              <w:t>Soft pastel design system: ivory, sage, mint, lavender, peach, and forest-green accents in React 19.</w:t>
             </w:r>
           </w:p>
         </w:tc>
